--- a/docs/Schema Setup Guideline (Basel III).docx
+++ b/docs/Schema Setup Guideline (Basel III).docx
@@ -31,14 +31,7 @@
           <w:sz w:val="22"/>
           <w:szCs w:val="22"/>
         </w:rPr>
-        <w:t>📘</w:t>
-      </w:r>
-      <w:r>
-        <w:rPr>
-          <w:sz w:val="22"/>
-          <w:szCs w:val="22"/>
-        </w:rPr>
-        <w:t xml:space="preserve"> Schema Setup Guideline (Basel III)</w:t>
+        <w:t>📘 Schema Setup Guideline (Basel III)</w:t>
       </w:r>
     </w:p>
     <w:p>
@@ -49,11 +42,19 @@
         <w:rPr>
           <w:rStyle w:val="Strong"/>
         </w:rPr>
-        <w:t>Project Context: Basel III Compliance &amp; FP&amp;A Dashboard Demo</w:t>
+        <w:t xml:space="preserve">Project Context: </w:t>
+      </w:r>
+      <w:r>
+        <w:rPr>
+          <w:b/>
+        </w:rPr>
+        <w:t>Basel III Compliance Dashboard Automation</w:t>
       </w:r>
       <w:r>
         <w:t xml:space="preserve"> </w:t>
       </w:r>
+      <w:bookmarkStart w:id="0" w:name="_GoBack"/>
+      <w:bookmarkEnd w:id="0"/>
       <w:r>
         <w:br/>
       </w:r>
@@ -88,14 +89,7 @@
           <w:sz w:val="22"/>
           <w:szCs w:val="22"/>
         </w:rPr>
-        <w:t>🔹</w:t>
-      </w:r>
-      <w:r>
-        <w:rPr>
-          <w:sz w:val="22"/>
-          <w:szCs w:val="22"/>
-        </w:rPr>
-        <w:t xml:space="preserve"> Step 1 – Start PostgreSQL Environment</w:t>
+        <w:t>🔹 Step 1 – Start PostgreSQL Environment</w:t>
       </w:r>
     </w:p>
     <w:p>
@@ -197,10 +191,7 @@
       </w:r>
       <w:proofErr w:type="spellStart"/>
       <w:r>
-        <w:t>pos</w:t>
-      </w:r>
-      <w:r>
-        <w:t>tgres</w:t>
+        <w:t>postgres</w:t>
       </w:r>
       <w:proofErr w:type="spellEnd"/>
       <w:r>
@@ -312,21 +303,7 @@
           <w:sz w:val="22"/>
           <w:szCs w:val="22"/>
         </w:rPr>
-        <w:t>🔹</w:t>
-      </w:r>
-      <w:r>
-        <w:rPr>
-          <w:sz w:val="22"/>
-          <w:szCs w:val="22"/>
-        </w:rPr>
-        <w:t xml:space="preserve"> Step 2 </w:t>
-      </w:r>
-      <w:r>
-        <w:rPr>
-          <w:sz w:val="22"/>
-          <w:szCs w:val="22"/>
-        </w:rPr>
-        <w:t>– Create Demo Database</w:t>
+        <w:t>🔹 Step 2 – Create Demo Database</w:t>
       </w:r>
     </w:p>
     <w:p>
@@ -414,14 +391,7 @@
           <w:sz w:val="22"/>
           <w:szCs w:val="22"/>
         </w:rPr>
-        <w:t>🔹</w:t>
-      </w:r>
-      <w:r>
-        <w:rPr>
-          <w:sz w:val="22"/>
-          <w:szCs w:val="22"/>
-        </w:rPr>
-        <w:t xml:space="preserve"> Step 3 – Create Core Tables</w:t>
+        <w:t>🔹 Step 3 – Create Core Tables</w:t>
       </w:r>
     </w:p>
     <w:p>
@@ -470,10 +440,7 @@
       </w:r>
       <w:r>
         <w:br/>
-        <w:t xml:space="preserve">liability </w:t>
-      </w:r>
-      <w:r>
-        <w:t>NUMERIC,</w:t>
+        <w:t>liability NUMERIC,</w:t>
       </w:r>
       <w:r>
         <w:br/>
@@ -595,10 +562,7 @@
       </w:r>
       <w:r>
         <w:br/>
-        <w:t>amou</w:t>
-      </w:r>
-      <w:r>
-        <w:t>nt NUMERIC,</w:t>
+        <w:t>amount NUMERIC,</w:t>
       </w:r>
       <w:r>
         <w:br/>
@@ -633,14 +597,7 @@
           <w:sz w:val="22"/>
           <w:szCs w:val="22"/>
         </w:rPr>
-        <w:t>🔹</w:t>
-      </w:r>
-      <w:r>
-        <w:rPr>
-          <w:sz w:val="22"/>
-          <w:szCs w:val="22"/>
-        </w:rPr>
-        <w:t xml:space="preserve"> Step 4 – Insert Sample Data</w:t>
+        <w:t>🔹 Step 4 – Insert Sample Data</w:t>
       </w:r>
     </w:p>
     <w:p>
@@ -749,10 +706,7 @@
         </w:tabs>
       </w:pPr>
       <w:r>
-        <w:t>Insert</w:t>
-      </w:r>
-      <w:r>
-        <w:t xml:space="preserve"> into Revenue &amp; Expense:</w:t>
+        <w:t>Insert into Revenue &amp; Expense:</w:t>
       </w:r>
     </w:p>
     <w:p>
@@ -811,14 +765,7 @@
           <w:sz w:val="22"/>
           <w:szCs w:val="22"/>
         </w:rPr>
-        <w:t>🔹</w:t>
-      </w:r>
-      <w:r>
-        <w:rPr>
-          <w:sz w:val="22"/>
-          <w:szCs w:val="22"/>
-        </w:rPr>
-        <w:t xml:space="preserve"> Step 5 – Verify Tables</w:t>
+        <w:t>🔹 Step 5 – Verify Tables</w:t>
       </w:r>
     </w:p>
     <w:p>
@@ -955,8 +902,6 @@
           <w:szCs w:val="22"/>
         </w:rPr>
       </w:pPr>
-      <w:bookmarkStart w:id="0" w:name="_GoBack"/>
-      <w:bookmarkEnd w:id="0"/>
     </w:p>
     <w:p>
       <w:pPr>
